--- a/Task_2a/Отчёт.docx
+++ b/Task_2a/Отчёт.docx
@@ -271,8 +271,13 @@
               <w:ind w:firstLine="0"/>
             </w:pPr>
             <w:r>
-              <w:t>Казаков Д.Д.</w:t>
-            </w:r>
+              <w:t xml:space="preserve">Казаков </w:t>
+            </w:r>
+            <w:proofErr w:type="gramStart"/>
+            <w:r>
+              <w:t>Д.Д.</w:t>
+            </w:r>
+            <w:proofErr w:type="gramEnd"/>
           </w:p>
           <w:p>
             <w:pPr>
@@ -280,8 +285,13 @@
               <w:ind w:firstLine="0"/>
             </w:pPr>
             <w:r>
-              <w:t>Строгонов Н.Д.</w:t>
-            </w:r>
+              <w:t xml:space="preserve">Строгонов </w:t>
+            </w:r>
+            <w:proofErr w:type="gramStart"/>
+            <w:r>
+              <w:t>Н.Д.</w:t>
+            </w:r>
+            <w:proofErr w:type="gramEnd"/>
           </w:p>
         </w:tc>
         <w:tc>
@@ -308,8 +318,13 @@
               <w:spacing w:line="276" w:lineRule="auto"/>
               <w:ind w:firstLine="0"/>
             </w:pPr>
-            <w:r>
-              <w:t>Болтак С.В.</w:t>
+            <w:proofErr w:type="spellStart"/>
+            <w:r>
+              <w:t>Болтак</w:t>
+            </w:r>
+            <w:proofErr w:type="spellEnd"/>
+            <w:r>
+              <w:t xml:space="preserve"> С.В.</w:t>
             </w:r>
           </w:p>
         </w:tc>
@@ -442,8 +457,72 @@
           <w:szCs w:val="18"/>
           <w:lang w:val="en-US"/>
         </w:rPr>
-        <w:t>function processGameSession(playerSessions, baseConfig) {</w:t>
-      </w:r>
+        <w:t xml:space="preserve">function </w:t>
+      </w:r>
+      <w:proofErr w:type="spellStart"/>
+      <w:proofErr w:type="gramStart"/>
+      <w:r>
+        <w:rPr>
+          <w:rFonts w:ascii="Consolas" w:hAnsi="Consolas"/>
+          <w:sz w:val="22"/>
+          <w:szCs w:val="18"/>
+          <w:lang w:val="en-US"/>
+        </w:rPr>
+        <w:t>processGameSession</w:t>
+      </w:r>
+      <w:proofErr w:type="spellEnd"/>
+      <w:r>
+        <w:rPr>
+          <w:rFonts w:ascii="Consolas" w:hAnsi="Consolas"/>
+          <w:sz w:val="22"/>
+          <w:szCs w:val="18"/>
+          <w:lang w:val="en-US"/>
+        </w:rPr>
+        <w:t>(</w:t>
+      </w:r>
+      <w:proofErr w:type="spellStart"/>
+      <w:proofErr w:type="gramEnd"/>
+      <w:r>
+        <w:rPr>
+          <w:rFonts w:ascii="Consolas" w:hAnsi="Consolas"/>
+          <w:sz w:val="22"/>
+          <w:szCs w:val="18"/>
+          <w:lang w:val="en-US"/>
+        </w:rPr>
+        <w:t>playerSessions</w:t>
+      </w:r>
+      <w:proofErr w:type="spellEnd"/>
+      <w:r>
+        <w:rPr>
+          <w:rFonts w:ascii="Consolas" w:hAnsi="Consolas"/>
+          <w:sz w:val="22"/>
+          <w:szCs w:val="18"/>
+          <w:lang w:val="en-US"/>
+        </w:rPr>
+        <w:t xml:space="preserve">, </w:t>
+      </w:r>
+      <w:proofErr w:type="spellStart"/>
+      <w:proofErr w:type="gramStart"/>
+      <w:r>
+        <w:rPr>
+          <w:rFonts w:ascii="Consolas" w:hAnsi="Consolas"/>
+          <w:sz w:val="22"/>
+          <w:szCs w:val="18"/>
+          <w:lang w:val="en-US"/>
+        </w:rPr>
+        <w:t>baseConfig</w:t>
+      </w:r>
+      <w:proofErr w:type="spellEnd"/>
+      <w:r>
+        <w:rPr>
+          <w:rFonts w:ascii="Consolas" w:hAnsi="Consolas"/>
+          <w:sz w:val="22"/>
+          <w:szCs w:val="18"/>
+          <w:lang w:val="en-US"/>
+        </w:rPr>
+        <w:t>) {</w:t>
+      </w:r>
+      <w:proofErr w:type="gramEnd"/>
     </w:p>
     <w:p>
       <w:pPr>
@@ -464,7 +543,27 @@
           <w:szCs w:val="18"/>
           <w:lang w:val="en-US"/>
         </w:rPr>
-        <w:t xml:space="preserve">    let totalScore = 0;</w:t>
+        <w:t xml:space="preserve">    let </w:t>
+      </w:r>
+      <w:proofErr w:type="spellStart"/>
+      <w:r>
+        <w:rPr>
+          <w:rFonts w:ascii="Consolas" w:hAnsi="Consolas"/>
+          <w:sz w:val="22"/>
+          <w:szCs w:val="18"/>
+          <w:lang w:val="en-US"/>
+        </w:rPr>
+        <w:t>totalScore</w:t>
+      </w:r>
+      <w:proofErr w:type="spellEnd"/>
+      <w:r>
+        <w:rPr>
+          <w:rFonts w:ascii="Consolas" w:hAnsi="Consolas"/>
+          <w:sz w:val="22"/>
+          <w:szCs w:val="18"/>
+          <w:lang w:val="en-US"/>
+        </w:rPr>
+        <w:t xml:space="preserve"> = 0;</w:t>
       </w:r>
     </w:p>
     <w:p>
@@ -486,7 +585,27 @@
           <w:szCs w:val="18"/>
           <w:lang w:val="en-US"/>
         </w:rPr>
-        <w:t xml:space="preserve">    let sessionIdx = 0;</w:t>
+        <w:t xml:space="preserve">    let </w:t>
+      </w:r>
+      <w:proofErr w:type="spellStart"/>
+      <w:r>
+        <w:rPr>
+          <w:rFonts w:ascii="Consolas" w:hAnsi="Consolas"/>
+          <w:sz w:val="22"/>
+          <w:szCs w:val="18"/>
+          <w:lang w:val="en-US"/>
+        </w:rPr>
+        <w:t>sessionIdx</w:t>
+      </w:r>
+      <w:proofErr w:type="spellEnd"/>
+      <w:r>
+        <w:rPr>
+          <w:rFonts w:ascii="Consolas" w:hAnsi="Consolas"/>
+          <w:sz w:val="22"/>
+          <w:szCs w:val="18"/>
+          <w:lang w:val="en-US"/>
+        </w:rPr>
+        <w:t xml:space="preserve"> = 0;</w:t>
       </w:r>
     </w:p>
     <w:p>
@@ -521,8 +640,59 @@
           <w:szCs w:val="18"/>
           <w:lang w:val="en-US"/>
         </w:rPr>
-        <w:t xml:space="preserve">    while (sessionIdx &lt; playerSessions.length) {</w:t>
-      </w:r>
+        <w:t xml:space="preserve">    while (</w:t>
+      </w:r>
+      <w:proofErr w:type="spellStart"/>
+      <w:r>
+        <w:rPr>
+          <w:rFonts w:ascii="Consolas" w:hAnsi="Consolas"/>
+          <w:sz w:val="22"/>
+          <w:szCs w:val="18"/>
+          <w:lang w:val="en-US"/>
+        </w:rPr>
+        <w:t>sessionIdx</w:t>
+      </w:r>
+      <w:proofErr w:type="spellEnd"/>
+      <w:r>
+        <w:rPr>
+          <w:rFonts w:ascii="Consolas" w:hAnsi="Consolas"/>
+          <w:sz w:val="22"/>
+          <w:szCs w:val="18"/>
+          <w:lang w:val="en-US"/>
+        </w:rPr>
+        <w:t xml:space="preserve"> &lt; </w:t>
+      </w:r>
+      <w:proofErr w:type="spellStart"/>
+      <w:r>
+        <w:rPr>
+          <w:rFonts w:ascii="Consolas" w:hAnsi="Consolas"/>
+          <w:sz w:val="22"/>
+          <w:szCs w:val="18"/>
+          <w:lang w:val="en-US"/>
+        </w:rPr>
+        <w:t>playerSessions.</w:t>
+      </w:r>
+      <w:proofErr w:type="gramStart"/>
+      <w:r>
+        <w:rPr>
+          <w:rFonts w:ascii="Consolas" w:hAnsi="Consolas"/>
+          <w:sz w:val="22"/>
+          <w:szCs w:val="18"/>
+          <w:lang w:val="en-US"/>
+        </w:rPr>
+        <w:t>length</w:t>
+      </w:r>
+      <w:proofErr w:type="spellEnd"/>
+      <w:r>
+        <w:rPr>
+          <w:rFonts w:ascii="Consolas" w:hAnsi="Consolas"/>
+          <w:sz w:val="22"/>
+          <w:szCs w:val="18"/>
+          <w:lang w:val="en-US"/>
+        </w:rPr>
+        <w:t>) {</w:t>
+      </w:r>
+      <w:proofErr w:type="gramEnd"/>
     </w:p>
     <w:p>
       <w:pPr>
@@ -552,7 +722,58 @@
           <w:szCs w:val="18"/>
           <w:lang w:val="en-US"/>
         </w:rPr>
-        <w:t>for (let item of playerSessions[sessionIdx].inventory) {</w:t>
+        <w:t xml:space="preserve">for (let item of </w:t>
+      </w:r>
+      <w:proofErr w:type="spellStart"/>
+      <w:r>
+        <w:rPr>
+          <w:rFonts w:ascii="Consolas" w:hAnsi="Consolas"/>
+          <w:sz w:val="22"/>
+          <w:szCs w:val="18"/>
+          <w:lang w:val="en-US"/>
+        </w:rPr>
+        <w:t>playerSessions</w:t>
+      </w:r>
+      <w:proofErr w:type="spellEnd"/>
+      <w:r>
+        <w:rPr>
+          <w:rFonts w:ascii="Consolas" w:hAnsi="Consolas"/>
+          <w:sz w:val="22"/>
+          <w:szCs w:val="18"/>
+          <w:lang w:val="en-US"/>
+        </w:rPr>
+        <w:t>[</w:t>
+      </w:r>
+      <w:proofErr w:type="spellStart"/>
+      <w:r>
+        <w:rPr>
+          <w:rFonts w:ascii="Consolas" w:hAnsi="Consolas"/>
+          <w:sz w:val="22"/>
+          <w:szCs w:val="18"/>
+          <w:lang w:val="en-US"/>
+        </w:rPr>
+        <w:t>sessionIdx</w:t>
+      </w:r>
+      <w:proofErr w:type="spellEnd"/>
+      <w:proofErr w:type="gramStart"/>
+      <w:r>
+        <w:rPr>
+          <w:rFonts w:ascii="Consolas" w:hAnsi="Consolas"/>
+          <w:sz w:val="22"/>
+          <w:szCs w:val="18"/>
+          <w:lang w:val="en-US"/>
+        </w:rPr>
+        <w:t>].inventory</w:t>
+      </w:r>
+      <w:proofErr w:type="gramEnd"/>
+      <w:r>
+        <w:rPr>
+          <w:rFonts w:ascii="Consolas" w:hAnsi="Consolas"/>
+          <w:sz w:val="22"/>
+          <w:szCs w:val="18"/>
+          <w:lang w:val="en-US"/>
+        </w:rPr>
+        <w:t>) {</w:t>
       </w:r>
       <w:r>
         <w:rPr>
@@ -583,7 +804,29 @@
           <w:szCs w:val="18"/>
           <w:lang w:val="en-US"/>
         </w:rPr>
-        <w:t xml:space="preserve">            if (item.isEquipped) {</w:t>
+        <w:t xml:space="preserve">            if (</w:t>
+      </w:r>
+      <w:proofErr w:type="spellStart"/>
+      <w:proofErr w:type="gramStart"/>
+      <w:r>
+        <w:rPr>
+          <w:rFonts w:ascii="Consolas" w:hAnsi="Consolas"/>
+          <w:sz w:val="22"/>
+          <w:szCs w:val="18"/>
+          <w:lang w:val="en-US"/>
+        </w:rPr>
+        <w:t>item.isEquipped</w:t>
+      </w:r>
+      <w:proofErr w:type="spellEnd"/>
+      <w:proofErr w:type="gramEnd"/>
+      <w:r>
+        <w:rPr>
+          <w:rFonts w:ascii="Consolas" w:hAnsi="Consolas"/>
+          <w:sz w:val="22"/>
+          <w:szCs w:val="18"/>
+          <w:lang w:val="en-US"/>
+        </w:rPr>
+        <w:t>) {</w:t>
       </w:r>
     </w:p>
     <w:p>
@@ -605,7 +848,29 @@
           <w:szCs w:val="18"/>
           <w:lang w:val="en-US"/>
         </w:rPr>
-        <w:t xml:space="preserve">                switch (item.rarity) {</w:t>
+        <w:t xml:space="preserve">                switch (</w:t>
+      </w:r>
+      <w:proofErr w:type="spellStart"/>
+      <w:proofErr w:type="gramStart"/>
+      <w:r>
+        <w:rPr>
+          <w:rFonts w:ascii="Consolas" w:hAnsi="Consolas"/>
+          <w:sz w:val="22"/>
+          <w:szCs w:val="18"/>
+          <w:lang w:val="en-US"/>
+        </w:rPr>
+        <w:t>item.rarity</w:t>
+      </w:r>
+      <w:proofErr w:type="spellEnd"/>
+      <w:proofErr w:type="gramEnd"/>
+      <w:r>
+        <w:rPr>
+          <w:rFonts w:ascii="Consolas" w:hAnsi="Consolas"/>
+          <w:sz w:val="22"/>
+          <w:szCs w:val="18"/>
+          <w:lang w:val="en-US"/>
+        </w:rPr>
+        <w:t>) {</w:t>
       </w:r>
     </w:p>
     <w:p>
@@ -649,7 +914,27 @@
           <w:szCs w:val="18"/>
           <w:lang w:val="en-US"/>
         </w:rPr>
-        <w:t xml:space="preserve">                        totalScore += 10;</w:t>
+        <w:t xml:space="preserve">                        </w:t>
+      </w:r>
+      <w:proofErr w:type="spellStart"/>
+      <w:r>
+        <w:rPr>
+          <w:rFonts w:ascii="Consolas" w:hAnsi="Consolas"/>
+          <w:sz w:val="22"/>
+          <w:szCs w:val="18"/>
+          <w:lang w:val="en-US"/>
+        </w:rPr>
+        <w:t>totalScore</w:t>
+      </w:r>
+      <w:proofErr w:type="spellEnd"/>
+      <w:r>
+        <w:rPr>
+          <w:rFonts w:ascii="Consolas" w:hAnsi="Consolas"/>
+          <w:sz w:val="22"/>
+          <w:szCs w:val="18"/>
+          <w:lang w:val="en-US"/>
+        </w:rPr>
+        <w:t xml:space="preserve"> += 10;</w:t>
       </w:r>
     </w:p>
     <w:p>
@@ -715,7 +1000,27 @@
           <w:szCs w:val="18"/>
           <w:lang w:val="en-US"/>
         </w:rPr>
-        <w:t xml:space="preserve">                        totalScore += 25;</w:t>
+        <w:t xml:space="preserve">                        </w:t>
+      </w:r>
+      <w:proofErr w:type="spellStart"/>
+      <w:r>
+        <w:rPr>
+          <w:rFonts w:ascii="Consolas" w:hAnsi="Consolas"/>
+          <w:sz w:val="22"/>
+          <w:szCs w:val="18"/>
+          <w:lang w:val="en-US"/>
+        </w:rPr>
+        <w:t>totalScore</w:t>
+      </w:r>
+      <w:proofErr w:type="spellEnd"/>
+      <w:r>
+        <w:rPr>
+          <w:rFonts w:ascii="Consolas" w:hAnsi="Consolas"/>
+          <w:sz w:val="22"/>
+          <w:szCs w:val="18"/>
+          <w:lang w:val="en-US"/>
+        </w:rPr>
+        <w:t xml:space="preserve"> += 25;</w:t>
       </w:r>
     </w:p>
     <w:p>
@@ -781,7 +1086,27 @@
           <w:szCs w:val="18"/>
           <w:lang w:val="en-US"/>
         </w:rPr>
-        <w:t xml:space="preserve">                        totalScore += 50;</w:t>
+        <w:t xml:space="preserve">                        </w:t>
+      </w:r>
+      <w:proofErr w:type="spellStart"/>
+      <w:r>
+        <w:rPr>
+          <w:rFonts w:ascii="Consolas" w:hAnsi="Consolas"/>
+          <w:sz w:val="22"/>
+          <w:szCs w:val="18"/>
+          <w:lang w:val="en-US"/>
+        </w:rPr>
+        <w:t>totalScore</w:t>
+      </w:r>
+      <w:proofErr w:type="spellEnd"/>
+      <w:r>
+        <w:rPr>
+          <w:rFonts w:ascii="Consolas" w:hAnsi="Consolas"/>
+          <w:sz w:val="22"/>
+          <w:szCs w:val="18"/>
+          <w:lang w:val="en-US"/>
+        </w:rPr>
+        <w:t xml:space="preserve"> += 50;</w:t>
       </w:r>
     </w:p>
     <w:p>
@@ -847,7 +1172,27 @@
           <w:szCs w:val="18"/>
           <w:lang w:val="en-US"/>
         </w:rPr>
-        <w:t xml:space="preserve">                        totalScore += 5;</w:t>
+        <w:t xml:space="preserve">                        </w:t>
+      </w:r>
+      <w:proofErr w:type="spellStart"/>
+      <w:r>
+        <w:rPr>
+          <w:rFonts w:ascii="Consolas" w:hAnsi="Consolas"/>
+          <w:sz w:val="22"/>
+          <w:szCs w:val="18"/>
+          <w:lang w:val="en-US"/>
+        </w:rPr>
+        <w:t>totalScore</w:t>
+      </w:r>
+      <w:proofErr w:type="spellEnd"/>
+      <w:r>
+        <w:rPr>
+          <w:rFonts w:ascii="Consolas" w:hAnsi="Consolas"/>
+          <w:sz w:val="22"/>
+          <w:szCs w:val="18"/>
+          <w:lang w:val="en-US"/>
+        </w:rPr>
+        <w:t xml:space="preserve"> += 5;</w:t>
       </w:r>
     </w:p>
     <w:p>
@@ -957,7 +1302,27 @@
           <w:szCs w:val="18"/>
           <w:lang w:val="en-US"/>
         </w:rPr>
-        <w:t xml:space="preserve">        sessionIdx++;</w:t>
+        <w:t xml:space="preserve">        </w:t>
+      </w:r>
+      <w:proofErr w:type="spellStart"/>
+      <w:r>
+        <w:rPr>
+          <w:rFonts w:ascii="Consolas" w:hAnsi="Consolas"/>
+          <w:sz w:val="22"/>
+          <w:szCs w:val="18"/>
+          <w:lang w:val="en-US"/>
+        </w:rPr>
+        <w:t>sessionIdx</w:t>
+      </w:r>
+      <w:proofErr w:type="spellEnd"/>
+      <w:r>
+        <w:rPr>
+          <w:rFonts w:ascii="Consolas" w:hAnsi="Consolas"/>
+          <w:sz w:val="22"/>
+          <w:szCs w:val="18"/>
+          <w:lang w:val="en-US"/>
+        </w:rPr>
+        <w:t>++;</w:t>
       </w:r>
     </w:p>
     <w:p>
@@ -1014,7 +1379,27 @@
           <w:szCs w:val="18"/>
           <w:lang w:val="en-US"/>
         </w:rPr>
-        <w:t xml:space="preserve">    let retryCooldown = 3;</w:t>
+        <w:t xml:space="preserve">    let </w:t>
+      </w:r>
+      <w:proofErr w:type="spellStart"/>
+      <w:r>
+        <w:rPr>
+          <w:rFonts w:ascii="Consolas" w:hAnsi="Consolas"/>
+          <w:sz w:val="22"/>
+          <w:szCs w:val="18"/>
+          <w:lang w:val="en-US"/>
+        </w:rPr>
+        <w:t>retryCooldown</w:t>
+      </w:r>
+      <w:proofErr w:type="spellEnd"/>
+      <w:r>
+        <w:rPr>
+          <w:rFonts w:ascii="Consolas" w:hAnsi="Consolas"/>
+          <w:sz w:val="22"/>
+          <w:szCs w:val="18"/>
+          <w:lang w:val="en-US"/>
+        </w:rPr>
+        <w:t xml:space="preserve"> = 3;</w:t>
       </w:r>
     </w:p>
     <w:p>
@@ -1058,7 +1443,47 @@
           <w:szCs w:val="18"/>
           <w:lang w:val="en-US"/>
         </w:rPr>
-        <w:t xml:space="preserve">        totalScore += retryCooldown;</w:t>
+        <w:t xml:space="preserve">        </w:t>
+      </w:r>
+      <w:proofErr w:type="spellStart"/>
+      <w:r>
+        <w:rPr>
+          <w:rFonts w:ascii="Consolas" w:hAnsi="Consolas"/>
+          <w:sz w:val="22"/>
+          <w:szCs w:val="18"/>
+          <w:lang w:val="en-US"/>
+        </w:rPr>
+        <w:t>totalScore</w:t>
+      </w:r>
+      <w:proofErr w:type="spellEnd"/>
+      <w:r>
+        <w:rPr>
+          <w:rFonts w:ascii="Consolas" w:hAnsi="Consolas"/>
+          <w:sz w:val="22"/>
+          <w:szCs w:val="18"/>
+          <w:lang w:val="en-US"/>
+        </w:rPr>
+        <w:t xml:space="preserve"> += </w:t>
+      </w:r>
+      <w:proofErr w:type="spellStart"/>
+      <w:r>
+        <w:rPr>
+          <w:rFonts w:ascii="Consolas" w:hAnsi="Consolas"/>
+          <w:sz w:val="22"/>
+          <w:szCs w:val="18"/>
+          <w:lang w:val="en-US"/>
+        </w:rPr>
+        <w:t>retryCooldown</w:t>
+      </w:r>
+      <w:proofErr w:type="spellEnd"/>
+      <w:r>
+        <w:rPr>
+          <w:rFonts w:ascii="Consolas" w:hAnsi="Consolas"/>
+          <w:sz w:val="22"/>
+          <w:szCs w:val="18"/>
+          <w:lang w:val="en-US"/>
+        </w:rPr>
+        <w:t>;</w:t>
       </w:r>
     </w:p>
     <w:p>
@@ -1080,7 +1505,27 @@
           <w:szCs w:val="18"/>
           <w:lang w:val="en-US"/>
         </w:rPr>
-        <w:t xml:space="preserve">        retryCooldown--;</w:t>
+        <w:t xml:space="preserve">        </w:t>
+      </w:r>
+      <w:proofErr w:type="spellStart"/>
+      <w:r>
+        <w:rPr>
+          <w:rFonts w:ascii="Consolas" w:hAnsi="Consolas"/>
+          <w:sz w:val="22"/>
+          <w:szCs w:val="18"/>
+          <w:lang w:val="en-US"/>
+        </w:rPr>
+        <w:t>retryCooldown</w:t>
+      </w:r>
+      <w:proofErr w:type="spellEnd"/>
+      <w:r>
+        <w:rPr>
+          <w:rFonts w:ascii="Consolas" w:hAnsi="Consolas"/>
+          <w:sz w:val="22"/>
+          <w:szCs w:val="18"/>
+          <w:lang w:val="en-US"/>
+        </w:rPr>
+        <w:t>--;</w:t>
       </w:r>
     </w:p>
     <w:p>
@@ -1102,7 +1547,27 @@
           <w:szCs w:val="18"/>
           <w:lang w:val="en-US"/>
         </w:rPr>
-        <w:t xml:space="preserve">    } while (retryCooldown &gt; 0);</w:t>
+        <w:t xml:space="preserve">    } while (</w:t>
+      </w:r>
+      <w:proofErr w:type="spellStart"/>
+      <w:r>
+        <w:rPr>
+          <w:rFonts w:ascii="Consolas" w:hAnsi="Consolas"/>
+          <w:sz w:val="22"/>
+          <w:szCs w:val="18"/>
+          <w:lang w:val="en-US"/>
+        </w:rPr>
+        <w:t>retryCooldown</w:t>
+      </w:r>
+      <w:proofErr w:type="spellEnd"/>
+      <w:r>
+        <w:rPr>
+          <w:rFonts w:ascii="Consolas" w:hAnsi="Consolas"/>
+          <w:sz w:val="22"/>
+          <w:szCs w:val="18"/>
+          <w:lang w:val="en-US"/>
+        </w:rPr>
+        <w:t xml:space="preserve"> &gt; 0);</w:t>
       </w:r>
     </w:p>
     <w:p>
@@ -1137,8 +1602,30 @@
           <w:szCs w:val="18"/>
           <w:lang w:val="en-US"/>
         </w:rPr>
-        <w:t xml:space="preserve">    for (let rule in baseConfig) {</w:t>
-      </w:r>
+        <w:t xml:space="preserve">    for (let rule in </w:t>
+      </w:r>
+      <w:proofErr w:type="spellStart"/>
+      <w:proofErr w:type="gramStart"/>
+      <w:r>
+        <w:rPr>
+          <w:rFonts w:ascii="Consolas" w:hAnsi="Consolas"/>
+          <w:sz w:val="22"/>
+          <w:szCs w:val="18"/>
+          <w:lang w:val="en-US"/>
+        </w:rPr>
+        <w:t>baseConfig</w:t>
+      </w:r>
+      <w:proofErr w:type="spellEnd"/>
+      <w:r>
+        <w:rPr>
+          <w:rFonts w:ascii="Consolas" w:hAnsi="Consolas"/>
+          <w:sz w:val="22"/>
+          <w:szCs w:val="18"/>
+          <w:lang w:val="en-US"/>
+        </w:rPr>
+        <w:t>) {</w:t>
+      </w:r>
+      <w:proofErr w:type="gramEnd"/>
     </w:p>
     <w:p>
       <w:pPr>
@@ -1159,7 +1646,87 @@
           <w:szCs w:val="18"/>
           <w:lang w:val="en-US"/>
         </w:rPr>
-        <w:t xml:space="preserve">        totalScore += (baseConfig[rule] &gt; 0) ? 2 : 1;</w:t>
+        <w:t xml:space="preserve">        </w:t>
+      </w:r>
+      <w:proofErr w:type="spellStart"/>
+      <w:r>
+        <w:rPr>
+          <w:rFonts w:ascii="Consolas" w:hAnsi="Consolas"/>
+          <w:sz w:val="22"/>
+          <w:szCs w:val="18"/>
+          <w:lang w:val="en-US"/>
+        </w:rPr>
+        <w:t>totalScore</w:t>
+      </w:r>
+      <w:proofErr w:type="spellEnd"/>
+      <w:r>
+        <w:rPr>
+          <w:rFonts w:ascii="Consolas" w:hAnsi="Consolas"/>
+          <w:sz w:val="22"/>
+          <w:szCs w:val="18"/>
+          <w:lang w:val="en-US"/>
+        </w:rPr>
+        <w:t xml:space="preserve"> += (</w:t>
+      </w:r>
+      <w:proofErr w:type="spellStart"/>
+      <w:r>
+        <w:rPr>
+          <w:rFonts w:ascii="Consolas" w:hAnsi="Consolas"/>
+          <w:sz w:val="22"/>
+          <w:szCs w:val="18"/>
+          <w:lang w:val="en-US"/>
+        </w:rPr>
+        <w:t>baseConfig</w:t>
+      </w:r>
+      <w:proofErr w:type="spellEnd"/>
+      <w:r>
+        <w:rPr>
+          <w:rFonts w:ascii="Consolas" w:hAnsi="Consolas"/>
+          <w:sz w:val="22"/>
+          <w:szCs w:val="18"/>
+          <w:lang w:val="en-US"/>
+        </w:rPr>
+        <w:t>[rule] &gt; 0</w:t>
+      </w:r>
+      <w:proofErr w:type="gramStart"/>
+      <w:r>
+        <w:rPr>
+          <w:rFonts w:ascii="Consolas" w:hAnsi="Consolas"/>
+          <w:sz w:val="22"/>
+          <w:szCs w:val="18"/>
+          <w:lang w:val="en-US"/>
+        </w:rPr>
+        <w:t>) ?</w:t>
+      </w:r>
+      <w:proofErr w:type="gramEnd"/>
+      <w:r>
+        <w:rPr>
+          <w:rFonts w:ascii="Consolas" w:hAnsi="Consolas"/>
+          <w:sz w:val="22"/>
+          <w:szCs w:val="18"/>
+          <w:lang w:val="en-US"/>
+        </w:rPr>
+        <w:t xml:space="preserve"> </w:t>
+      </w:r>
+      <w:proofErr w:type="gramStart"/>
+      <w:r>
+        <w:rPr>
+          <w:rFonts w:ascii="Consolas" w:hAnsi="Consolas"/>
+          <w:sz w:val="22"/>
+          <w:szCs w:val="18"/>
+          <w:lang w:val="en-US"/>
+        </w:rPr>
+        <w:t>2 :</w:t>
+      </w:r>
+      <w:proofErr w:type="gramEnd"/>
+      <w:r>
+        <w:rPr>
+          <w:rFonts w:ascii="Consolas" w:hAnsi="Consolas"/>
+          <w:sz w:val="22"/>
+          <w:szCs w:val="18"/>
+          <w:lang w:val="en-US"/>
+        </w:rPr>
+        <w:t xml:space="preserve"> 1;</w:t>
       </w:r>
     </w:p>
     <w:p>
@@ -1216,8 +1783,30 @@
           <w:szCs w:val="18"/>
           <w:lang w:val="en-US"/>
         </w:rPr>
-        <w:t xml:space="preserve">    for (let j = 0; j &lt; 3; j++) {</w:t>
-      </w:r>
+        <w:t xml:space="preserve">    for (let j = 0; j &lt; 3; </w:t>
+      </w:r>
+      <w:proofErr w:type="spellStart"/>
+      <w:proofErr w:type="gramStart"/>
+      <w:r>
+        <w:rPr>
+          <w:rFonts w:ascii="Consolas" w:hAnsi="Consolas"/>
+          <w:sz w:val="22"/>
+          <w:szCs w:val="18"/>
+          <w:lang w:val="en-US"/>
+        </w:rPr>
+        <w:t>j++</w:t>
+      </w:r>
+      <w:proofErr w:type="spellEnd"/>
+      <w:r>
+        <w:rPr>
+          <w:rFonts w:ascii="Consolas" w:hAnsi="Consolas"/>
+          <w:sz w:val="22"/>
+          <w:szCs w:val="18"/>
+          <w:lang w:val="en-US"/>
+        </w:rPr>
+        <w:t>) {</w:t>
+      </w:r>
+      <w:proofErr w:type="gramEnd"/>
     </w:p>
     <w:p>
       <w:pPr>
@@ -1238,8 +1827,39 @@
           <w:szCs w:val="18"/>
           <w:lang w:val="en-US"/>
         </w:rPr>
-        <w:t xml:space="preserve">        if (totalScore &gt; 100) {</w:t>
-      </w:r>
+        <w:t xml:space="preserve">        if (</w:t>
+      </w:r>
+      <w:proofErr w:type="spellStart"/>
+      <w:r>
+        <w:rPr>
+          <w:rFonts w:ascii="Consolas" w:hAnsi="Consolas"/>
+          <w:sz w:val="22"/>
+          <w:szCs w:val="18"/>
+          <w:lang w:val="en-US"/>
+        </w:rPr>
+        <w:t>totalScore</w:t>
+      </w:r>
+      <w:proofErr w:type="spellEnd"/>
+      <w:r>
+        <w:rPr>
+          <w:rFonts w:ascii="Consolas" w:hAnsi="Consolas"/>
+          <w:sz w:val="22"/>
+          <w:szCs w:val="18"/>
+          <w:lang w:val="en-US"/>
+        </w:rPr>
+        <w:t xml:space="preserve"> &gt; </w:t>
+      </w:r>
+      <w:proofErr w:type="gramStart"/>
+      <w:r>
+        <w:rPr>
+          <w:rFonts w:ascii="Consolas" w:hAnsi="Consolas"/>
+          <w:sz w:val="22"/>
+          <w:szCs w:val="18"/>
+          <w:lang w:val="en-US"/>
+        </w:rPr>
+        <w:t>100) {</w:t>
+      </w:r>
+      <w:proofErr w:type="gramEnd"/>
     </w:p>
     <w:p>
       <w:pPr>
@@ -1260,7 +1880,27 @@
           <w:szCs w:val="18"/>
           <w:lang w:val="en-US"/>
         </w:rPr>
-        <w:t xml:space="preserve">            totalScore -= 5;</w:t>
+        <w:t xml:space="preserve">            </w:t>
+      </w:r>
+      <w:proofErr w:type="spellStart"/>
+      <w:r>
+        <w:rPr>
+          <w:rFonts w:ascii="Consolas" w:hAnsi="Consolas"/>
+          <w:sz w:val="22"/>
+          <w:szCs w:val="18"/>
+          <w:lang w:val="en-US"/>
+        </w:rPr>
+        <w:t>totalScore</w:t>
+      </w:r>
+      <w:proofErr w:type="spellEnd"/>
+      <w:r>
+        <w:rPr>
+          <w:rFonts w:ascii="Consolas" w:hAnsi="Consolas"/>
+          <w:sz w:val="22"/>
+          <w:szCs w:val="18"/>
+          <w:lang w:val="en-US"/>
+        </w:rPr>
+        <w:t xml:space="preserve"> -= 5;</w:t>
       </w:r>
     </w:p>
     <w:p>
@@ -1304,7 +1944,27 @@
           <w:szCs w:val="18"/>
           <w:lang w:val="en-US"/>
         </w:rPr>
-        <w:t xml:space="preserve">            totalScore += 2;</w:t>
+        <w:t xml:space="preserve">            </w:t>
+      </w:r>
+      <w:proofErr w:type="spellStart"/>
+      <w:r>
+        <w:rPr>
+          <w:rFonts w:ascii="Consolas" w:hAnsi="Consolas"/>
+          <w:sz w:val="22"/>
+          <w:szCs w:val="18"/>
+          <w:lang w:val="en-US"/>
+        </w:rPr>
+        <w:t>totalScore</w:t>
+      </w:r>
+      <w:proofErr w:type="spellEnd"/>
+      <w:r>
+        <w:rPr>
+          <w:rFonts w:ascii="Consolas" w:hAnsi="Consolas"/>
+          <w:sz w:val="22"/>
+          <w:szCs w:val="18"/>
+          <w:lang w:val="en-US"/>
+        </w:rPr>
+        <w:t xml:space="preserve"> += 2;</w:t>
       </w:r>
     </w:p>
     <w:p>
@@ -1383,7 +2043,27 @@
           <w:szCs w:val="18"/>
           <w:lang w:val="en-US"/>
         </w:rPr>
-        <w:t xml:space="preserve">    console.log(totalScore);</w:t>
+        <w:t xml:space="preserve">    console.log(</w:t>
+      </w:r>
+      <w:proofErr w:type="spellStart"/>
+      <w:r>
+        <w:rPr>
+          <w:rFonts w:ascii="Consolas" w:hAnsi="Consolas"/>
+          <w:sz w:val="22"/>
+          <w:szCs w:val="18"/>
+          <w:lang w:val="en-US"/>
+        </w:rPr>
+        <w:t>totalScore</w:t>
+      </w:r>
+      <w:proofErr w:type="spellEnd"/>
+      <w:r>
+        <w:rPr>
+          <w:rFonts w:ascii="Consolas" w:hAnsi="Consolas"/>
+          <w:sz w:val="22"/>
+          <w:szCs w:val="18"/>
+          <w:lang w:val="en-US"/>
+        </w:rPr>
+        <w:t>);</w:t>
       </w:r>
     </w:p>
     <w:p>
@@ -1416,6 +2096,8 @@
         </w:rPr>
         <w:t xml:space="preserve"> </w:t>
       </w:r>
+      <w:proofErr w:type="spellStart"/>
+      <w:proofErr w:type="gramStart"/>
       <w:r>
         <w:rPr>
           <w:rFonts w:ascii="Consolas" w:hAnsi="Consolas"/>
@@ -1425,6 +2107,8 @@
         </w:rPr>
         <w:t>totalScore</w:t>
       </w:r>
+      <w:proofErr w:type="spellEnd"/>
+      <w:proofErr w:type="gramEnd"/>
       <w:r>
         <w:rPr>
           <w:rFonts w:ascii="Consolas" w:hAnsi="Consolas"/>
@@ -1725,12 +2409,14 @@
         </w:rPr>
         <w:t xml:space="preserve"> </w:t>
       </w:r>
+      <w:proofErr w:type="spellStart"/>
       <w:r>
         <w:rPr>
           <w:lang w:val="en-US"/>
         </w:rPr>
         <w:t>processGameSession</w:t>
       </w:r>
+      <w:proofErr w:type="spellEnd"/>
       <w:r>
         <w:rPr>
           <w:lang w:val="en-US"/>
@@ -2244,13 +2930,69 @@
                 <w:lang w:val="en-US"/>
               </w:rPr>
             </w:pPr>
-            <w:r>
-              <w:rPr>
-                <w:rFonts w:cs="Times New Roman"/>
-                <w:sz w:val="24"/>
-                <w:szCs w:val="24"/>
-              </w:rPr>
-              <w:t>while (sessionIdx &lt; playerSessions.length)</w:t>
+            <w:proofErr w:type="spellStart"/>
+            <w:r>
+              <w:rPr>
+                <w:rFonts w:cs="Times New Roman"/>
+                <w:sz w:val="24"/>
+                <w:szCs w:val="24"/>
+              </w:rPr>
+              <w:t>while</w:t>
+            </w:r>
+            <w:proofErr w:type="spellEnd"/>
+            <w:r>
+              <w:rPr>
+                <w:rFonts w:cs="Times New Roman"/>
+                <w:sz w:val="24"/>
+                <w:szCs w:val="24"/>
+              </w:rPr>
+              <w:t xml:space="preserve"> (</w:t>
+            </w:r>
+            <w:proofErr w:type="spellStart"/>
+            <w:r>
+              <w:rPr>
+                <w:rFonts w:cs="Times New Roman"/>
+                <w:sz w:val="24"/>
+                <w:szCs w:val="24"/>
+              </w:rPr>
+              <w:t>sessionIdx</w:t>
+            </w:r>
+            <w:proofErr w:type="spellEnd"/>
+            <w:r>
+              <w:rPr>
+                <w:rFonts w:cs="Times New Roman"/>
+                <w:sz w:val="24"/>
+                <w:szCs w:val="24"/>
+              </w:rPr>
+              <w:t xml:space="preserve"> </w:t>
+            </w:r>
+            <w:proofErr w:type="gramStart"/>
+            <w:r>
+              <w:rPr>
+                <w:rFonts w:cs="Times New Roman"/>
+                <w:sz w:val="24"/>
+                <w:szCs w:val="24"/>
+              </w:rPr>
+              <w:t xml:space="preserve">&lt; </w:t>
+            </w:r>
+            <w:proofErr w:type="spellStart"/>
+            <w:r>
+              <w:rPr>
+                <w:rFonts w:cs="Times New Roman"/>
+                <w:sz w:val="24"/>
+                <w:szCs w:val="24"/>
+              </w:rPr>
+              <w:t>playerSessions.length</w:t>
+            </w:r>
+            <w:proofErr w:type="spellEnd"/>
+            <w:proofErr w:type="gramEnd"/>
+            <w:r>
+              <w:rPr>
+                <w:rFonts w:cs="Times New Roman"/>
+                <w:sz w:val="24"/>
+                <w:szCs w:val="24"/>
+              </w:rPr>
+              <w:t>)</w:t>
             </w:r>
           </w:p>
         </w:tc>
@@ -2362,7 +3104,58 @@
                 <w:szCs w:val="24"/>
                 <w:lang w:val="en-US"/>
               </w:rPr>
-              <w:t>for (let item of playerSessions[sessionIdx].inventory)</w:t>
+              <w:t xml:space="preserve">for (let item of </w:t>
+            </w:r>
+            <w:proofErr w:type="spellStart"/>
+            <w:r>
+              <w:rPr>
+                <w:rFonts w:cs="Times New Roman"/>
+                <w:sz w:val="24"/>
+                <w:szCs w:val="24"/>
+                <w:lang w:val="en-US"/>
+              </w:rPr>
+              <w:t>playerSessions</w:t>
+            </w:r>
+            <w:proofErr w:type="spellEnd"/>
+            <w:r>
+              <w:rPr>
+                <w:rFonts w:cs="Times New Roman"/>
+                <w:sz w:val="24"/>
+                <w:szCs w:val="24"/>
+                <w:lang w:val="en-US"/>
+              </w:rPr>
+              <w:t>[</w:t>
+            </w:r>
+            <w:proofErr w:type="spellStart"/>
+            <w:r>
+              <w:rPr>
+                <w:rFonts w:cs="Times New Roman"/>
+                <w:sz w:val="24"/>
+                <w:szCs w:val="24"/>
+                <w:lang w:val="en-US"/>
+              </w:rPr>
+              <w:t>sessionIdx</w:t>
+            </w:r>
+            <w:proofErr w:type="spellEnd"/>
+            <w:proofErr w:type="gramStart"/>
+            <w:r>
+              <w:rPr>
+                <w:rFonts w:cs="Times New Roman"/>
+                <w:sz w:val="24"/>
+                <w:szCs w:val="24"/>
+                <w:lang w:val="en-US"/>
+              </w:rPr>
+              <w:t>].inventory</w:t>
+            </w:r>
+            <w:proofErr w:type="gramEnd"/>
+            <w:r>
+              <w:rPr>
+                <w:rFonts w:cs="Times New Roman"/>
+                <w:sz w:val="24"/>
+                <w:szCs w:val="24"/>
+                <w:lang w:val="en-US"/>
+              </w:rPr>
+              <w:t>)</w:t>
             </w:r>
           </w:p>
         </w:tc>
@@ -2387,7 +3180,25 @@
                 <w:sz w:val="24"/>
                 <w:szCs w:val="24"/>
               </w:rPr>
-              <w:t>цикл (for...</w:t>
+              <w:t>цикл (</w:t>
+            </w:r>
+            <w:proofErr w:type="spellStart"/>
+            <w:r>
+              <w:rPr>
+                <w:rFonts w:cs="Times New Roman"/>
+                <w:sz w:val="24"/>
+                <w:szCs w:val="24"/>
+              </w:rPr>
+              <w:t>for</w:t>
+            </w:r>
+            <w:proofErr w:type="spellEnd"/>
+            <w:r>
+              <w:rPr>
+                <w:rFonts w:cs="Times New Roman"/>
+                <w:sz w:val="24"/>
+                <w:szCs w:val="24"/>
+              </w:rPr>
+              <w:t>...</w:t>
             </w:r>
             <w:r>
               <w:rPr>
@@ -2475,13 +3286,43 @@
                 <w:lang w:val="en-US"/>
               </w:rPr>
             </w:pPr>
-            <w:r>
-              <w:rPr>
-                <w:rFonts w:cs="Times New Roman"/>
-                <w:sz w:val="24"/>
-                <w:szCs w:val="24"/>
-              </w:rPr>
-              <w:t>if (item.isEquipped)</w:t>
+            <w:proofErr w:type="spellStart"/>
+            <w:r>
+              <w:rPr>
+                <w:rFonts w:cs="Times New Roman"/>
+                <w:sz w:val="24"/>
+                <w:szCs w:val="24"/>
+              </w:rPr>
+              <w:t>if</w:t>
+            </w:r>
+            <w:proofErr w:type="spellEnd"/>
+            <w:r>
+              <w:rPr>
+                <w:rFonts w:cs="Times New Roman"/>
+                <w:sz w:val="24"/>
+                <w:szCs w:val="24"/>
+              </w:rPr>
+              <w:t xml:space="preserve"> (</w:t>
+            </w:r>
+            <w:proofErr w:type="spellStart"/>
+            <w:proofErr w:type="gramStart"/>
+            <w:r>
+              <w:rPr>
+                <w:rFonts w:cs="Times New Roman"/>
+                <w:sz w:val="24"/>
+                <w:szCs w:val="24"/>
+              </w:rPr>
+              <w:t>item.isEquipped</w:t>
+            </w:r>
+            <w:proofErr w:type="spellEnd"/>
+            <w:proofErr w:type="gramEnd"/>
+            <w:r>
+              <w:rPr>
+                <w:rFonts w:cs="Times New Roman"/>
+                <w:sz w:val="24"/>
+                <w:szCs w:val="24"/>
+              </w:rPr>
+              <w:t>)</w:t>
             </w:r>
           </w:p>
         </w:tc>
@@ -2506,7 +3347,25 @@
                 <w:sz w:val="24"/>
                 <w:szCs w:val="24"/>
               </w:rPr>
-              <w:t>ветвление (if)</w:t>
+              <w:t>ветвление (</w:t>
+            </w:r>
+            <w:proofErr w:type="spellStart"/>
+            <w:r>
+              <w:rPr>
+                <w:rFonts w:cs="Times New Roman"/>
+                <w:sz w:val="24"/>
+                <w:szCs w:val="24"/>
+              </w:rPr>
+              <w:t>if</w:t>
+            </w:r>
+            <w:proofErr w:type="spellEnd"/>
+            <w:r>
+              <w:rPr>
+                <w:rFonts w:cs="Times New Roman"/>
+                <w:sz w:val="24"/>
+                <w:szCs w:val="24"/>
+              </w:rPr>
+              <w:t>)</w:t>
             </w:r>
           </w:p>
         </w:tc>
@@ -2577,13 +3436,61 @@
                 <w:lang w:val="en-US"/>
               </w:rPr>
             </w:pPr>
-            <w:r>
-              <w:rPr>
-                <w:rFonts w:cs="Times New Roman"/>
-                <w:sz w:val="24"/>
-                <w:szCs w:val="24"/>
-              </w:rPr>
-              <w:t>switch(item.rarity): case 1</w:t>
+            <w:proofErr w:type="spellStart"/>
+            <w:r>
+              <w:rPr>
+                <w:rFonts w:cs="Times New Roman"/>
+                <w:sz w:val="24"/>
+                <w:szCs w:val="24"/>
+              </w:rPr>
+              <w:t>switch</w:t>
+            </w:r>
+            <w:proofErr w:type="spellEnd"/>
+            <w:r>
+              <w:rPr>
+                <w:rFonts w:cs="Times New Roman"/>
+                <w:sz w:val="24"/>
+                <w:szCs w:val="24"/>
+              </w:rPr>
+              <w:t>(</w:t>
+            </w:r>
+            <w:proofErr w:type="spellStart"/>
+            <w:proofErr w:type="gramStart"/>
+            <w:r>
+              <w:rPr>
+                <w:rFonts w:cs="Times New Roman"/>
+                <w:sz w:val="24"/>
+                <w:szCs w:val="24"/>
+              </w:rPr>
+              <w:t>item.rarity</w:t>
+            </w:r>
+            <w:proofErr w:type="spellEnd"/>
+            <w:proofErr w:type="gramEnd"/>
+            <w:r>
+              <w:rPr>
+                <w:rFonts w:cs="Times New Roman"/>
+                <w:sz w:val="24"/>
+                <w:szCs w:val="24"/>
+              </w:rPr>
+              <w:t xml:space="preserve">): </w:t>
+            </w:r>
+            <w:proofErr w:type="spellStart"/>
+            <w:r>
+              <w:rPr>
+                <w:rFonts w:cs="Times New Roman"/>
+                <w:sz w:val="24"/>
+                <w:szCs w:val="24"/>
+              </w:rPr>
+              <w:t>case</w:t>
+            </w:r>
+            <w:proofErr w:type="spellEnd"/>
+            <w:r>
+              <w:rPr>
+                <w:rFonts w:cs="Times New Roman"/>
+                <w:sz w:val="24"/>
+                <w:szCs w:val="24"/>
+              </w:rPr>
+              <w:t xml:space="preserve"> 1</w:t>
             </w:r>
           </w:p>
         </w:tc>
@@ -2607,7 +3514,25 @@
                 <w:sz w:val="24"/>
                 <w:szCs w:val="24"/>
               </w:rPr>
-              <w:t>множественный выбор (1-й вложенный if)</w:t>
+              <w:t xml:space="preserve">множественный выбор (1-й вложенный </w:t>
+            </w:r>
+            <w:proofErr w:type="spellStart"/>
+            <w:r>
+              <w:rPr>
+                <w:rFonts w:cs="Times New Roman"/>
+                <w:sz w:val="24"/>
+                <w:szCs w:val="24"/>
+              </w:rPr>
+              <w:t>if</w:t>
+            </w:r>
+            <w:proofErr w:type="spellEnd"/>
+            <w:r>
+              <w:rPr>
+                <w:rFonts w:cs="Times New Roman"/>
+                <w:sz w:val="24"/>
+                <w:szCs w:val="24"/>
+              </w:rPr>
+              <w:t>)</w:t>
             </w:r>
           </w:p>
         </w:tc>
@@ -2680,13 +3605,61 @@
                 <w:lang w:val="en-US"/>
               </w:rPr>
             </w:pPr>
-            <w:r>
-              <w:rPr>
-                <w:rFonts w:cs="Times New Roman"/>
-                <w:sz w:val="24"/>
-                <w:szCs w:val="24"/>
-              </w:rPr>
-              <w:t>switch(item.rarity): case 2</w:t>
+            <w:proofErr w:type="spellStart"/>
+            <w:r>
+              <w:rPr>
+                <w:rFonts w:cs="Times New Roman"/>
+                <w:sz w:val="24"/>
+                <w:szCs w:val="24"/>
+              </w:rPr>
+              <w:t>switch</w:t>
+            </w:r>
+            <w:proofErr w:type="spellEnd"/>
+            <w:r>
+              <w:rPr>
+                <w:rFonts w:cs="Times New Roman"/>
+                <w:sz w:val="24"/>
+                <w:szCs w:val="24"/>
+              </w:rPr>
+              <w:t>(</w:t>
+            </w:r>
+            <w:proofErr w:type="spellStart"/>
+            <w:proofErr w:type="gramStart"/>
+            <w:r>
+              <w:rPr>
+                <w:rFonts w:cs="Times New Roman"/>
+                <w:sz w:val="24"/>
+                <w:szCs w:val="24"/>
+              </w:rPr>
+              <w:t>item.rarity</w:t>
+            </w:r>
+            <w:proofErr w:type="spellEnd"/>
+            <w:proofErr w:type="gramEnd"/>
+            <w:r>
+              <w:rPr>
+                <w:rFonts w:cs="Times New Roman"/>
+                <w:sz w:val="24"/>
+                <w:szCs w:val="24"/>
+              </w:rPr>
+              <w:t xml:space="preserve">): </w:t>
+            </w:r>
+            <w:proofErr w:type="spellStart"/>
+            <w:r>
+              <w:rPr>
+                <w:rFonts w:cs="Times New Roman"/>
+                <w:sz w:val="24"/>
+                <w:szCs w:val="24"/>
+              </w:rPr>
+              <w:t>case</w:t>
+            </w:r>
+            <w:proofErr w:type="spellEnd"/>
+            <w:r>
+              <w:rPr>
+                <w:rFonts w:cs="Times New Roman"/>
+                <w:sz w:val="24"/>
+                <w:szCs w:val="24"/>
+              </w:rPr>
+              <w:t xml:space="preserve"> 2</w:t>
             </w:r>
           </w:p>
         </w:tc>
@@ -2710,7 +3683,25 @@
                 <w:sz w:val="24"/>
                 <w:szCs w:val="24"/>
               </w:rPr>
-              <w:t>множественный выбор (2-й вложенный if)</w:t>
+              <w:t xml:space="preserve">множественный выбор (2-й вложенный </w:t>
+            </w:r>
+            <w:proofErr w:type="spellStart"/>
+            <w:r>
+              <w:rPr>
+                <w:rFonts w:cs="Times New Roman"/>
+                <w:sz w:val="24"/>
+                <w:szCs w:val="24"/>
+              </w:rPr>
+              <w:t>if</w:t>
+            </w:r>
+            <w:proofErr w:type="spellEnd"/>
+            <w:r>
+              <w:rPr>
+                <w:rFonts w:cs="Times New Roman"/>
+                <w:sz w:val="24"/>
+                <w:szCs w:val="24"/>
+              </w:rPr>
+              <w:t>)</w:t>
             </w:r>
           </w:p>
         </w:tc>
@@ -2783,13 +3774,61 @@
                 <w:lang w:val="en-US"/>
               </w:rPr>
             </w:pPr>
-            <w:r>
-              <w:rPr>
-                <w:rFonts w:cs="Times New Roman"/>
-                <w:sz w:val="24"/>
-                <w:szCs w:val="24"/>
-              </w:rPr>
-              <w:t>switch(item.rarity): case 3</w:t>
+            <w:proofErr w:type="spellStart"/>
+            <w:r>
+              <w:rPr>
+                <w:rFonts w:cs="Times New Roman"/>
+                <w:sz w:val="24"/>
+                <w:szCs w:val="24"/>
+              </w:rPr>
+              <w:t>switch</w:t>
+            </w:r>
+            <w:proofErr w:type="spellEnd"/>
+            <w:r>
+              <w:rPr>
+                <w:rFonts w:cs="Times New Roman"/>
+                <w:sz w:val="24"/>
+                <w:szCs w:val="24"/>
+              </w:rPr>
+              <w:t>(</w:t>
+            </w:r>
+            <w:proofErr w:type="spellStart"/>
+            <w:proofErr w:type="gramStart"/>
+            <w:r>
+              <w:rPr>
+                <w:rFonts w:cs="Times New Roman"/>
+                <w:sz w:val="24"/>
+                <w:szCs w:val="24"/>
+              </w:rPr>
+              <w:t>item.rarity</w:t>
+            </w:r>
+            <w:proofErr w:type="spellEnd"/>
+            <w:proofErr w:type="gramEnd"/>
+            <w:r>
+              <w:rPr>
+                <w:rFonts w:cs="Times New Roman"/>
+                <w:sz w:val="24"/>
+                <w:szCs w:val="24"/>
+              </w:rPr>
+              <w:t xml:space="preserve">): </w:t>
+            </w:r>
+            <w:proofErr w:type="spellStart"/>
+            <w:r>
+              <w:rPr>
+                <w:rFonts w:cs="Times New Roman"/>
+                <w:sz w:val="24"/>
+                <w:szCs w:val="24"/>
+              </w:rPr>
+              <w:t>case</w:t>
+            </w:r>
+            <w:proofErr w:type="spellEnd"/>
+            <w:r>
+              <w:rPr>
+                <w:rFonts w:cs="Times New Roman"/>
+                <w:sz w:val="24"/>
+                <w:szCs w:val="24"/>
+              </w:rPr>
+              <w:t xml:space="preserve"> 3</w:t>
             </w:r>
           </w:p>
         </w:tc>
@@ -2813,7 +3852,25 @@
                 <w:sz w:val="24"/>
                 <w:szCs w:val="24"/>
               </w:rPr>
-              <w:t>множественный выбор (3-й вложенный if)</w:t>
+              <w:t xml:space="preserve">множественный выбор (3-й вложенный </w:t>
+            </w:r>
+            <w:proofErr w:type="spellStart"/>
+            <w:r>
+              <w:rPr>
+                <w:rFonts w:cs="Times New Roman"/>
+                <w:sz w:val="24"/>
+                <w:szCs w:val="24"/>
+              </w:rPr>
+              <w:t>if</w:t>
+            </w:r>
+            <w:proofErr w:type="spellEnd"/>
+            <w:r>
+              <w:rPr>
+                <w:rFonts w:cs="Times New Roman"/>
+                <w:sz w:val="24"/>
+                <w:szCs w:val="24"/>
+              </w:rPr>
+              <w:t>)</w:t>
             </w:r>
           </w:p>
         </w:tc>
@@ -2886,13 +3943,87 @@
                 <w:lang w:val="en-US"/>
               </w:rPr>
             </w:pPr>
-            <w:r>
-              <w:rPr>
-                <w:rFonts w:cs="Times New Roman"/>
-                <w:sz w:val="24"/>
-                <w:szCs w:val="24"/>
-              </w:rPr>
-              <w:t>do { ... } while (retryCooldown &gt; 0)</w:t>
+            <w:proofErr w:type="spellStart"/>
+            <w:r>
+              <w:rPr>
+                <w:rFonts w:cs="Times New Roman"/>
+                <w:sz w:val="24"/>
+                <w:szCs w:val="24"/>
+              </w:rPr>
+              <w:t>do</w:t>
+            </w:r>
+            <w:proofErr w:type="spellEnd"/>
+            <w:r>
+              <w:rPr>
+                <w:rFonts w:cs="Times New Roman"/>
+                <w:sz w:val="24"/>
+                <w:szCs w:val="24"/>
+              </w:rPr>
+              <w:t xml:space="preserve"> </w:t>
+            </w:r>
+            <w:proofErr w:type="gramStart"/>
+            <w:r>
+              <w:rPr>
+                <w:rFonts w:cs="Times New Roman"/>
+                <w:sz w:val="24"/>
+                <w:szCs w:val="24"/>
+              </w:rPr>
+              <w:t>{ ...</w:t>
+            </w:r>
+            <w:proofErr w:type="gramEnd"/>
+            <w:r>
+              <w:rPr>
+                <w:rFonts w:cs="Times New Roman"/>
+                <w:sz w:val="24"/>
+                <w:szCs w:val="24"/>
+              </w:rPr>
+              <w:t xml:space="preserve"> } </w:t>
+            </w:r>
+            <w:proofErr w:type="spellStart"/>
+            <w:r>
+              <w:rPr>
+                <w:rFonts w:cs="Times New Roman"/>
+                <w:sz w:val="24"/>
+                <w:szCs w:val="24"/>
+              </w:rPr>
+              <w:t>while</w:t>
+            </w:r>
+            <w:proofErr w:type="spellEnd"/>
+            <w:r>
+              <w:rPr>
+                <w:rFonts w:cs="Times New Roman"/>
+                <w:sz w:val="24"/>
+                <w:szCs w:val="24"/>
+              </w:rPr>
+              <w:t xml:space="preserve"> (</w:t>
+            </w:r>
+            <w:proofErr w:type="spellStart"/>
+            <w:proofErr w:type="gramStart"/>
+            <w:r>
+              <w:rPr>
+                <w:rFonts w:cs="Times New Roman"/>
+                <w:sz w:val="24"/>
+                <w:szCs w:val="24"/>
+              </w:rPr>
+              <w:t>retryCooldown</w:t>
+            </w:r>
+            <w:proofErr w:type="spellEnd"/>
+            <w:r>
+              <w:rPr>
+                <w:rFonts w:cs="Times New Roman"/>
+                <w:sz w:val="24"/>
+                <w:szCs w:val="24"/>
+              </w:rPr>
+              <w:t xml:space="preserve"> &gt;</w:t>
+            </w:r>
+            <w:proofErr w:type="gramEnd"/>
+            <w:r>
+              <w:rPr>
+                <w:rFonts w:cs="Times New Roman"/>
+                <w:sz w:val="24"/>
+                <w:szCs w:val="24"/>
+              </w:rPr>
+              <w:t xml:space="preserve"> 0)</w:t>
             </w:r>
           </w:p>
         </w:tc>
@@ -2917,7 +4048,43 @@
                 <w:sz w:val="24"/>
                 <w:szCs w:val="24"/>
               </w:rPr>
-              <w:t>цикл (do...while)</w:t>
+              <w:t>цикл (</w:t>
+            </w:r>
+            <w:proofErr w:type="spellStart"/>
+            <w:r>
+              <w:rPr>
+                <w:rFonts w:cs="Times New Roman"/>
+                <w:sz w:val="24"/>
+                <w:szCs w:val="24"/>
+              </w:rPr>
+              <w:t>do</w:t>
+            </w:r>
+            <w:proofErr w:type="spellEnd"/>
+            <w:r>
+              <w:rPr>
+                <w:rFonts w:cs="Times New Roman"/>
+                <w:sz w:val="24"/>
+                <w:szCs w:val="24"/>
+              </w:rPr>
+              <w:t>...</w:t>
+            </w:r>
+            <w:proofErr w:type="spellStart"/>
+            <w:r>
+              <w:rPr>
+                <w:rFonts w:cs="Times New Roman"/>
+                <w:sz w:val="24"/>
+                <w:szCs w:val="24"/>
+              </w:rPr>
+              <w:t>while</w:t>
+            </w:r>
+            <w:proofErr w:type="spellEnd"/>
+            <w:r>
+              <w:rPr>
+                <w:rFonts w:cs="Times New Roman"/>
+                <w:sz w:val="24"/>
+                <w:szCs w:val="24"/>
+              </w:rPr>
+              <w:t>)</w:t>
             </w:r>
           </w:p>
         </w:tc>
@@ -2995,7 +4162,27 @@
                 <w:szCs w:val="24"/>
                 <w:lang w:val="en-US"/>
               </w:rPr>
-              <w:t>for (let rule in baseConfig)</w:t>
+              <w:t xml:space="preserve">for (let rule in </w:t>
+            </w:r>
+            <w:proofErr w:type="spellStart"/>
+            <w:r>
+              <w:rPr>
+                <w:rFonts w:cs="Times New Roman"/>
+                <w:sz w:val="24"/>
+                <w:szCs w:val="24"/>
+                <w:lang w:val="en-US"/>
+              </w:rPr>
+              <w:t>baseConfig</w:t>
+            </w:r>
+            <w:proofErr w:type="spellEnd"/>
+            <w:r>
+              <w:rPr>
+                <w:rFonts w:cs="Times New Roman"/>
+                <w:sz w:val="24"/>
+                <w:szCs w:val="24"/>
+                <w:lang w:val="en-US"/>
+              </w:rPr>
+              <w:t>)</w:t>
             </w:r>
           </w:p>
         </w:tc>
@@ -3020,7 +4207,43 @@
                 <w:sz w:val="24"/>
                 <w:szCs w:val="24"/>
               </w:rPr>
-              <w:t>цикл (for...in)</w:t>
+              <w:t>цикл (</w:t>
+            </w:r>
+            <w:proofErr w:type="spellStart"/>
+            <w:r>
+              <w:rPr>
+                <w:rFonts w:cs="Times New Roman"/>
+                <w:sz w:val="24"/>
+                <w:szCs w:val="24"/>
+              </w:rPr>
+              <w:t>for</w:t>
+            </w:r>
+            <w:proofErr w:type="spellEnd"/>
+            <w:r>
+              <w:rPr>
+                <w:rFonts w:cs="Times New Roman"/>
+                <w:sz w:val="24"/>
+                <w:szCs w:val="24"/>
+              </w:rPr>
+              <w:t>...</w:t>
+            </w:r>
+            <w:proofErr w:type="spellStart"/>
+            <w:r>
+              <w:rPr>
+                <w:rFonts w:cs="Times New Roman"/>
+                <w:sz w:val="24"/>
+                <w:szCs w:val="24"/>
+              </w:rPr>
+              <w:t>in</w:t>
+            </w:r>
+            <w:proofErr w:type="spellEnd"/>
+            <w:r>
+              <w:rPr>
+                <w:rFonts w:cs="Times New Roman"/>
+                <w:sz w:val="24"/>
+                <w:szCs w:val="24"/>
+              </w:rPr>
+              <w:t>)</w:t>
             </w:r>
           </w:p>
         </w:tc>
@@ -3097,7 +4320,89 @@
                 <w:sz w:val="24"/>
                 <w:szCs w:val="24"/>
               </w:rPr>
-              <w:t>(baseConfig[rule] &gt; 0) ? 2 : 1</w:t>
+              <w:t>(</w:t>
+            </w:r>
+            <w:proofErr w:type="spellStart"/>
+            <w:r>
+              <w:rPr>
+                <w:rFonts w:cs="Times New Roman"/>
+                <w:sz w:val="24"/>
+                <w:szCs w:val="24"/>
+              </w:rPr>
+              <w:t>baseConfig</w:t>
+            </w:r>
+            <w:proofErr w:type="spellEnd"/>
+            <w:r>
+              <w:rPr>
+                <w:rFonts w:cs="Times New Roman"/>
+                <w:sz w:val="24"/>
+                <w:szCs w:val="24"/>
+              </w:rPr>
+              <w:t>[</w:t>
+            </w:r>
+            <w:proofErr w:type="spellStart"/>
+            <w:r>
+              <w:rPr>
+                <w:rFonts w:cs="Times New Roman"/>
+                <w:sz w:val="24"/>
+                <w:szCs w:val="24"/>
+              </w:rPr>
+              <w:t>rule</w:t>
+            </w:r>
+            <w:proofErr w:type="spellEnd"/>
+            <w:proofErr w:type="gramStart"/>
+            <w:r>
+              <w:rPr>
+                <w:rFonts w:cs="Times New Roman"/>
+                <w:sz w:val="24"/>
+                <w:szCs w:val="24"/>
+              </w:rPr>
+              <w:t>] &gt;</w:t>
+            </w:r>
+            <w:proofErr w:type="gramEnd"/>
+            <w:r>
+              <w:rPr>
+                <w:rFonts w:cs="Times New Roman"/>
+                <w:sz w:val="24"/>
+                <w:szCs w:val="24"/>
+              </w:rPr>
+              <w:t xml:space="preserve"> 0</w:t>
+            </w:r>
+            <w:proofErr w:type="gramStart"/>
+            <w:r>
+              <w:rPr>
+                <w:rFonts w:cs="Times New Roman"/>
+                <w:sz w:val="24"/>
+                <w:szCs w:val="24"/>
+              </w:rPr>
+              <w:t>) ?</w:t>
+            </w:r>
+            <w:proofErr w:type="gramEnd"/>
+            <w:r>
+              <w:rPr>
+                <w:rFonts w:cs="Times New Roman"/>
+                <w:sz w:val="24"/>
+                <w:szCs w:val="24"/>
+              </w:rPr>
+              <w:t xml:space="preserve"> </w:t>
+            </w:r>
+            <w:proofErr w:type="gramStart"/>
+            <w:r>
+              <w:rPr>
+                <w:rFonts w:cs="Times New Roman"/>
+                <w:sz w:val="24"/>
+                <w:szCs w:val="24"/>
+              </w:rPr>
+              <w:t>2 :</w:t>
+            </w:r>
+            <w:proofErr w:type="gramEnd"/>
+            <w:r>
+              <w:rPr>
+                <w:rFonts w:cs="Times New Roman"/>
+                <w:sz w:val="24"/>
+                <w:szCs w:val="24"/>
+              </w:rPr>
+              <w:t xml:space="preserve"> 1</w:t>
             </w:r>
           </w:p>
         </w:tc>
@@ -3193,13 +4498,41 @@
                 <w:lang w:val="en-US"/>
               </w:rPr>
             </w:pPr>
-            <w:r>
-              <w:rPr>
-                <w:rFonts w:cs="Times New Roman"/>
-                <w:sz w:val="24"/>
-                <w:szCs w:val="24"/>
-              </w:rPr>
-              <w:t xml:space="preserve">for (let </w:t>
+            <w:proofErr w:type="spellStart"/>
+            <w:r>
+              <w:rPr>
+                <w:rFonts w:cs="Times New Roman"/>
+                <w:sz w:val="24"/>
+                <w:szCs w:val="24"/>
+              </w:rPr>
+              <w:t>for</w:t>
+            </w:r>
+            <w:proofErr w:type="spellEnd"/>
+            <w:r>
+              <w:rPr>
+                <w:rFonts w:cs="Times New Roman"/>
+                <w:sz w:val="24"/>
+                <w:szCs w:val="24"/>
+              </w:rPr>
+              <w:t xml:space="preserve"> (</w:t>
+            </w:r>
+            <w:proofErr w:type="spellStart"/>
+            <w:r>
+              <w:rPr>
+                <w:rFonts w:cs="Times New Roman"/>
+                <w:sz w:val="24"/>
+                <w:szCs w:val="24"/>
+              </w:rPr>
+              <w:t>let</w:t>
+            </w:r>
+            <w:proofErr w:type="spellEnd"/>
+            <w:r>
+              <w:rPr>
+                <w:rFonts w:cs="Times New Roman"/>
+                <w:sz w:val="24"/>
+                <w:szCs w:val="24"/>
+              </w:rPr>
+              <w:t xml:space="preserve"> </w:t>
             </w:r>
             <w:r>
               <w:rPr>
@@ -3233,7 +4566,25 @@
                 <w:sz w:val="24"/>
                 <w:szCs w:val="24"/>
               </w:rPr>
-              <w:t xml:space="preserve"> &lt; 3; </w:t>
+              <w:t xml:space="preserve"> </w:t>
+            </w:r>
+            <w:proofErr w:type="gramStart"/>
+            <w:r>
+              <w:rPr>
+                <w:rFonts w:cs="Times New Roman"/>
+                <w:sz w:val="24"/>
+                <w:szCs w:val="24"/>
+              </w:rPr>
+              <w:t>&lt; 3</w:t>
+            </w:r>
+            <w:proofErr w:type="gramEnd"/>
+            <w:r>
+              <w:rPr>
+                <w:rFonts w:cs="Times New Roman"/>
+                <w:sz w:val="24"/>
+                <w:szCs w:val="24"/>
+              </w:rPr>
+              <w:t xml:space="preserve">; </w:t>
             </w:r>
             <w:r>
               <w:rPr>
@@ -3274,7 +4625,25 @@
                 <w:sz w:val="24"/>
                 <w:szCs w:val="24"/>
               </w:rPr>
-              <w:t>цикл (for со счетчиком j)</w:t>
+              <w:t>цикл (</w:t>
+            </w:r>
+            <w:proofErr w:type="spellStart"/>
+            <w:r>
+              <w:rPr>
+                <w:rFonts w:cs="Times New Roman"/>
+                <w:sz w:val="24"/>
+                <w:szCs w:val="24"/>
+              </w:rPr>
+              <w:t>for</w:t>
+            </w:r>
+            <w:proofErr w:type="spellEnd"/>
+            <w:r>
+              <w:rPr>
+                <w:rFonts w:cs="Times New Roman"/>
+                <w:sz w:val="24"/>
+                <w:szCs w:val="24"/>
+              </w:rPr>
+              <w:t xml:space="preserve"> со счетчиком j)</w:t>
             </w:r>
           </w:p>
         </w:tc>
@@ -3345,13 +4714,51 @@
                 <w:lang w:val="en-US"/>
               </w:rPr>
             </w:pPr>
-            <w:r>
-              <w:rPr>
-                <w:rFonts w:cs="Times New Roman"/>
-                <w:sz w:val="24"/>
-                <w:szCs w:val="24"/>
-              </w:rPr>
-              <w:t>if (totalScore &gt; 100)</w:t>
+            <w:proofErr w:type="spellStart"/>
+            <w:r>
+              <w:rPr>
+                <w:rFonts w:cs="Times New Roman"/>
+                <w:sz w:val="24"/>
+                <w:szCs w:val="24"/>
+              </w:rPr>
+              <w:t>if</w:t>
+            </w:r>
+            <w:proofErr w:type="spellEnd"/>
+            <w:r>
+              <w:rPr>
+                <w:rFonts w:cs="Times New Roman"/>
+                <w:sz w:val="24"/>
+                <w:szCs w:val="24"/>
+              </w:rPr>
+              <w:t xml:space="preserve"> (</w:t>
+            </w:r>
+            <w:proofErr w:type="spellStart"/>
+            <w:proofErr w:type="gramStart"/>
+            <w:r>
+              <w:rPr>
+                <w:rFonts w:cs="Times New Roman"/>
+                <w:sz w:val="24"/>
+                <w:szCs w:val="24"/>
+              </w:rPr>
+              <w:t>totalScore</w:t>
+            </w:r>
+            <w:proofErr w:type="spellEnd"/>
+            <w:r>
+              <w:rPr>
+                <w:rFonts w:cs="Times New Roman"/>
+                <w:sz w:val="24"/>
+                <w:szCs w:val="24"/>
+              </w:rPr>
+              <w:t xml:space="preserve"> &gt;</w:t>
+            </w:r>
+            <w:proofErr w:type="gramEnd"/>
+            <w:r>
+              <w:rPr>
+                <w:rFonts w:cs="Times New Roman"/>
+                <w:sz w:val="24"/>
+                <w:szCs w:val="24"/>
+              </w:rPr>
+              <w:t xml:space="preserve"> 100)</w:t>
             </w:r>
           </w:p>
         </w:tc>
@@ -3376,7 +4783,25 @@
                 <w:sz w:val="24"/>
                 <w:szCs w:val="24"/>
               </w:rPr>
-              <w:t>ветвление (if)</w:t>
+              <w:t>ветвление (</w:t>
+            </w:r>
+            <w:proofErr w:type="spellStart"/>
+            <w:r>
+              <w:rPr>
+                <w:rFonts w:cs="Times New Roman"/>
+                <w:sz w:val="24"/>
+                <w:szCs w:val="24"/>
+              </w:rPr>
+              <w:t>if</w:t>
+            </w:r>
+            <w:proofErr w:type="spellEnd"/>
+            <w:r>
+              <w:rPr>
+                <w:rFonts w:cs="Times New Roman"/>
+                <w:sz w:val="24"/>
+                <w:szCs w:val="24"/>
+              </w:rPr>
+              <w:t>)</w:t>
             </w:r>
           </w:p>
         </w:tc>
@@ -3423,6 +4848,7 @@
     </w:p>
     <w:p>
       <w:pPr>
+        <w:spacing w:after="120"/>
         <w:ind w:firstLine="709"/>
       </w:pPr>
       <w:r>
@@ -3445,6 +4871,16 @@
     </w:p>
     <w:p>
       <w:pPr>
+        <w:spacing w:after="120"/>
+        <w:ind w:firstLine="709"/>
+        <w:rPr>
+          <w:sz w:val="10"/>
+          <w:szCs w:val="6"/>
+        </w:rPr>
+      </w:pPr>
+    </w:p>
+    <w:p>
+      <w:pPr>
         <w:ind w:firstLine="709"/>
       </w:pPr>
       <w:r>
@@ -3510,6 +4946,15 @@
     <w:p>
       <w:pPr>
         <w:ind w:firstLine="709"/>
+        <w:rPr>
+          <w:sz w:val="10"/>
+          <w:szCs w:val="6"/>
+        </w:rPr>
+      </w:pPr>
+    </w:p>
+    <w:p>
+      <w:pPr>
+        <w:ind w:firstLine="709"/>
       </w:pPr>
       <w:r>
         <w:t xml:space="preserve">Проверка топологического критерия: базовое соотношение </w:t>
@@ -3546,6 +4991,18 @@
     <w:p>
       <w:pPr>
         <w:ind w:firstLine="709"/>
+        <w:rPr>
+          <w:sz w:val="10"/>
+          <w:szCs w:val="6"/>
+        </w:rPr>
+      </w:pPr>
+    </w:p>
+    <w:p>
+      <w:pPr>
+        <w:ind w:firstLine="709"/>
+        <w:rPr>
+          <w:lang w:val="en-US"/>
+        </w:rPr>
       </w:pPr>
       <w:r>
         <w:t>Общий объем операторов (</w:t>
@@ -3629,16 +5086,34 @@
         </m:r>
       </m:oMath>
       <w:r>
-        <w:t xml:space="preserve"> элементарных оператора языка JavaScript (11 операторов управления потоком + 21 линейный оператор инициализации, присваивания, декремента/инкремента, прерывания break и возврата значения).</w:t>
+        <w:t xml:space="preserve"> элементарных оператора языка JavaScript</w:t>
+      </w:r>
+      <w:r>
+        <w:t>.</w:t>
       </w:r>
     </w:p>
     <w:p>
       <w:pPr>
         <w:ind w:firstLine="709"/>
+        <w:rPr>
+          <w:sz w:val="10"/>
+          <w:szCs w:val="6"/>
+          <w:lang w:val="en-US"/>
+        </w:rPr>
+      </w:pPr>
+    </w:p>
+    <w:p>
+      <w:pPr>
+        <w:ind w:firstLine="709"/>
       </w:pPr>
       <w:r>
         <w:t>Относительная сложность (насыщенность ветвлениями):</w:t>
       </w:r>
+    </w:p>
+    <w:p>
+      <w:pPr>
+        <w:ind w:firstLine="709"/>
+      </w:pPr>
     </w:p>
     <w:p>
       <m:oMathPara>
@@ -3792,31 +5267,14 @@
         <w:ind w:firstLine="0"/>
         <w:contextualSpacing w:val="0"/>
         <w:jc w:val="left"/>
-        <w:rPr>
-          <w:lang w:val="en-US"/>
-        </w:rPr>
-      </w:pPr>
-      <w:r>
-        <w:rPr>
-          <w:lang w:val="en-US"/>
-        </w:rPr>
+      </w:pPr>
+      <w:r>
         <w:br w:type="page"/>
       </w:r>
-    </w:p>
-    <w:p>
-      <w:pPr>
-        <w:pStyle w:val="1"/>
-        <w:ind w:firstLine="709"/>
-        <w:rPr>
-          <w:rFonts w:ascii="Times New Roman" w:hAnsi="Times New Roman" w:cs="Times New Roman"/>
-          <w:b/>
-          <w:bCs/>
-          <w:color w:val="auto"/>
-          <w:sz w:val="30"/>
-          <w:szCs w:val="30"/>
-        </w:rPr>
-      </w:pPr>
-      <w:r>
+      <w:r>
+        <w:rPr>
+          <w:noProof/>
+        </w:rPr>
         <w:lastRenderedPageBreak/>
         <w:drawing>
           <wp:anchor distT="0" distB="0" distL="114300" distR="114300" simplePos="0" relativeHeight="251663360" behindDoc="0" locked="0" layoutInCell="1" allowOverlap="1" wp14:anchorId="0C7F0896" wp14:editId="454352C9">
@@ -3876,10 +5334,9 @@
       </w:r>
       <w:r>
         <w:rPr>
-          <w:rFonts w:ascii="Times New Roman" w:hAnsi="Times New Roman" w:cs="Times New Roman"/>
+          <w:rFonts w:cs="Times New Roman"/>
           <w:b/>
           <w:bCs/>
-          <w:color w:val="auto"/>
           <w:sz w:val="30"/>
           <w:szCs w:val="30"/>
         </w:rPr>
@@ -3889,6 +5346,7 @@
     <w:p>
       <w:r>
         <w:rPr>
+          <w:noProof/>
           <w:lang w:val="en-US"/>
         </w:rPr>
         <w:drawing>
